--- a/CÔNG TY TNHH VENUS FURNISHER/Venus_ThayDoiDiaChi/Venus_Mẫu số 12.docx
+++ b/CÔNG TY TNHH VENUS FURNISHER/Venus_ThayDoiDiaChi/Venus_Mẫu số 12.docx
@@ -1,6 +1,6 @@
 
 <file path=word/document.xml><?xml version="1.0" encoding="utf-8"?>
-<w:document xmlns:wpc="http://schemas.microsoft.com/office/word/2010/wordprocessingCanvas" xmlns:cx="http://schemas.microsoft.com/office/drawing/2014/chartex" xmlns:cx1="http://schemas.microsoft.com/office/drawing/2015/9/8/chartex" xmlns:mc="http://schemas.openxmlformats.org/markup-compatibility/2006" xmlns:o="urn:schemas-microsoft-com:office:office" xmlns:r="http://schemas.openxmlformats.org/officeDocument/2006/relationships" xmlns:m="http://schemas.openxmlformats.org/officeDocument/2006/math" xmlns:v="urn:schemas-microsoft-com:vml" xmlns:wp14="http://schemas.microsoft.com/office/word/2010/wordprocessingDrawing" xmlns:wp="http://schemas.openxmlformats.org/drawingml/2006/wordprocessingDrawing" xmlns:w10="urn:schemas-microsoft-com:office:word" xmlns:w="http://schemas.openxmlformats.org/wordprocessingml/2006/main" xmlns:w14="http://schemas.microsoft.com/office/word/2010/wordml" xmlns:w15="http://schemas.microsoft.com/office/word/2012/wordml" xmlns:w16se="http://schemas.microsoft.com/office/word/2015/wordml/symex" xmlns:wpg="http://schemas.microsoft.com/office/word/2010/wordprocessingGroup" xmlns:wpi="http://schemas.microsoft.com/office/word/2010/wordprocessingInk" xmlns:wne="http://schemas.microsoft.com/office/word/2006/wordml" xmlns:wps="http://schemas.microsoft.com/office/word/2010/wordprocessingShape" mc:Ignorable="w14 w15 w16se wp14">
+<w:document xmlns:wpc="http://schemas.microsoft.com/office/word/2010/wordprocessingCanvas" xmlns:cx="http://schemas.microsoft.com/office/drawing/2014/chartex" xmlns:mc="http://schemas.openxmlformats.org/markup-compatibility/2006" xmlns:o="urn:schemas-microsoft-com:office:office" xmlns:r="http://schemas.openxmlformats.org/officeDocument/2006/relationships" xmlns:m="http://schemas.openxmlformats.org/officeDocument/2006/math" xmlns:v="urn:schemas-microsoft-com:vml" xmlns:wp14="http://schemas.microsoft.com/office/word/2010/wordprocessingDrawing" xmlns:wp="http://schemas.openxmlformats.org/drawingml/2006/wordprocessingDrawing" xmlns:w10="urn:schemas-microsoft-com:office:word" xmlns:w="http://schemas.openxmlformats.org/wordprocessingml/2006/main" xmlns:w14="http://schemas.microsoft.com/office/word/2010/wordml" xmlns:w15="http://schemas.microsoft.com/office/word/2012/wordml" xmlns:w16se="http://schemas.microsoft.com/office/word/2015/wordml/symex" xmlns:wpg="http://schemas.microsoft.com/office/word/2010/wordprocessingGroup" xmlns:wpi="http://schemas.microsoft.com/office/word/2010/wordprocessingInk" xmlns:wne="http://schemas.microsoft.com/office/word/2006/wordml" xmlns:wps="http://schemas.microsoft.com/office/word/2010/wordprocessingShape" mc:Ignorable="w14 w15 w16se wp14">
   <w:body>
     <w:p>
       <w:pPr>
@@ -129,7 +129,7 @@
                     </wp:anchor>
                   </w:drawing>
                 </mc:Choice>
-                <mc:Fallback>
+                <mc:Fallback xmlns:cx1="http://schemas.microsoft.com/office/drawing/2015/9/8/chartex">
                   <w:pict>
                     <v:line w14:anchorId="69325909" id="Line 158" o:spid="_x0000_s1026" style="position:absolute;z-index:251681792;visibility:visible;mso-wrap-style:square;mso-width-percent:0;mso-height-percent:0;mso-wrap-distance-left:9pt;mso-wrap-distance-top:0;mso-wrap-distance-right:9pt;mso-wrap-distance-bottom:0;mso-position-horizontal:center;mso-position-horizontal-relative:margin;mso-position-vertical:absolute;mso-position-vertical-relative:text;mso-width-percent:0;mso-height-percent:0;mso-width-relative:page;mso-height-relative:page" from="0,16.85pt" to="62pt,16.85pt" o:gfxdata="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">
                       <w10:wrap anchorx="margin"/>
@@ -254,7 +254,7 @@
                     </wp:anchor>
                   </w:drawing>
                 </mc:Choice>
-                <mc:Fallback>
+                <mc:Fallback xmlns:cx1="http://schemas.microsoft.com/office/drawing/2015/9/8/chartex">
                   <w:pict>
                     <v:line w14:anchorId="1D12A4BF" id="Line 159" o:spid="_x0000_s1026" style="position:absolute;z-index:251682816;visibility:visible;mso-wrap-style:square;mso-width-percent:0;mso-height-percent:0;mso-wrap-distance-left:9pt;mso-wrap-distance-top:-3e-5mm;mso-wrap-distance-right:9pt;mso-wrap-distance-bottom:-3e-5mm;mso-position-horizontal:center;mso-position-horizontal-relative:margin;mso-position-vertical:absolute;mso-position-vertical-relative:text;mso-width-percent:0;mso-height-percent:0;mso-width-relative:page;mso-height-relative:page" from="0,15.5pt" to="158.75pt,15.5pt" o:gfxdata="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">
                       <w10:wrap anchorx="margin"/>
@@ -486,7 +486,7 @@
               </wp:anchor>
             </w:drawing>
           </mc:Choice>
-          <mc:Fallback>
+          <mc:Fallback xmlns:cx1="http://schemas.microsoft.com/office/drawing/2015/9/8/chartex">
             <w:pict>
               <v:line w14:anchorId="70E5418D" id="Straight Connector 1" o:spid="_x0000_s1026" style="position:absolute;z-index:251683840;visibility:visible;mso-wrap-style:square;mso-width-percent:0;mso-wrap-distance-left:9pt;mso-wrap-distance-top:0;mso-wrap-distance-right:9pt;mso-wrap-distance-bottom:0;mso-position-horizontal:center;mso-position-horizontal-relative:margin;mso-position-vertical:absolute;mso-position-vertical-relative:text;mso-width-percent:0;mso-width-relative:margin" from="0,66.95pt" to="111.65pt,66.95pt" o:gfxdata="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" strokecolor="windowText" strokeweight=".5pt">
                 <v:stroke joinstyle="miter"/>
@@ -1380,7 +1380,7 @@
               </wp:anchor>
             </w:drawing>
           </mc:Choice>
-          <mc:Fallback>
+          <mc:Fallback xmlns:cx1="http://schemas.microsoft.com/office/drawing/2015/9/8/chartex">
             <w:pict>
               <v:rect w14:anchorId="150B91A8" id="Rectangle 800" o:spid="_x0000_s1026" style="position:absolute;margin-left:398.8pt;margin-top:62.75pt;width:20.15pt;height:15.95pt;z-index:251665408;visibility:visible;mso-wrap-style:none;mso-width-percent:0;mso-height-percent:0;mso-wrap-distance-left:9pt;mso-wrap-distance-top:0;mso-wrap-distance-right:9pt;mso-wrap-distance-bottom:0;mso-position-horizontal:absolute;mso-position-horizontal-relative:text;mso-position-vertical:absolute;mso-position-vertical-relative:text;mso-width-percent:0;mso-height-percent:0;mso-width-relative:page;mso-height-relative:page;v-text-anchor:middle" o:gfxdata="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" strokeweight=".26mm">
                 <v:stroke endcap="square"/>
@@ -1455,7 +1455,7 @@
               </wp:anchor>
             </w:drawing>
           </mc:Choice>
-          <mc:Fallback>
+          <mc:Fallback xmlns:cx1="http://schemas.microsoft.com/office/drawing/2015/9/8/chartex">
             <w:pict>
               <v:rect w14:anchorId="3C0D0F71" id="Rectangle 826" o:spid="_x0000_s1026" style="position:absolute;margin-left:398.8pt;margin-top:86.4pt;width:20.15pt;height:15.95pt;z-index:251666432;visibility:visible;mso-wrap-style:none;mso-width-percent:0;mso-height-percent:0;mso-wrap-distance-left:9pt;mso-wrap-distance-top:0;mso-wrap-distance-right:9pt;mso-wrap-distance-bottom:0;mso-position-horizontal:absolute;mso-position-horizontal-relative:text;mso-position-vertical:absolute;mso-position-vertical-relative:text;mso-width-percent:0;mso-height-percent:0;mso-width-relative:page;mso-height-relative:page;v-text-anchor:middle" o:gfxdata="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" strokeweight=".26mm">
                 <v:stroke endcap="square"/>
@@ -1927,7 +1927,7 @@
               </wp:anchor>
             </w:drawing>
           </mc:Choice>
-          <mc:Fallback>
+          <mc:Fallback xmlns:cx1="http://schemas.microsoft.com/office/drawing/2015/9/8/chartex">
             <w:pict>
               <v:group w14:anchorId="436920A7" id="Group 1" o:spid="_x0000_s1026" style="position:absolute;left:0;text-align:left;margin-left:68.55pt;margin-top:43.95pt;width:112.85pt;height:17.55pt;z-index:251676672;mso-height-relative:margin" coordorigin=",-457" coordsize="14331,2228" o:gfxdata="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">
                 <v:shapetype id="_x0000_t202" coordsize="21600,21600" o:spt="202" path="m,l,21600r21600,l21600,xe">
@@ -2128,28 +2128,38 @@
       </w:r>
       <w:r>
         <w:rPr>
-          <w:rFonts w:ascii="Times New Roman" w:eastAsia="Calibri" w:hAnsi="Times New Roman" w:cs="Times New Roman"/>
-          <w:sz w:val="28"/>
-          <w:szCs w:val="28"/>
-        </w:rPr>
-        <w:t xml:space="preserve">Số 280/1, đường </w:t>
-      </w:r>
-      <w:r>
-        <w:rPr>
-          <w:rFonts w:ascii="Times New Roman" w:eastAsia="Calibri" w:hAnsi="Times New Roman" w:cs="Times New Roman"/>
-          <w:sz w:val="28"/>
-          <w:szCs w:val="28"/>
-        </w:rPr>
-        <w:t>Nguyễn Văn Lộng</w:t>
-      </w:r>
-      <w:r>
-        <w:rPr>
-          <w:rFonts w:ascii="Times New Roman" w:eastAsia="Calibri" w:hAnsi="Times New Roman" w:cs="Times New Roman"/>
-          <w:sz w:val="28"/>
-          <w:szCs w:val="28"/>
-        </w:rPr>
-        <w:t>, khu phố Chánh Lộc 6</w:t>
-      </w:r>
+          <w:rFonts w:ascii="Times New Roman" w:hAnsi="Times New Roman"/>
+          <w:sz w:val="26"/>
+          <w:szCs w:val="26"/>
+        </w:rPr>
+        <w:t>Số 280/1, đường Nguyễn Văn L</w:t>
+      </w:r>
+      <w:r>
+        <w:rPr>
+          <w:rFonts w:ascii="Times New Roman" w:hAnsi="Times New Roman"/>
+          <w:sz w:val="26"/>
+          <w:szCs w:val="26"/>
+        </w:rPr>
+        <w:t>ộ</w:t>
+      </w:r>
+      <w:r>
+        <w:rPr>
+          <w:rFonts w:ascii="Times New Roman" w:hAnsi="Times New Roman"/>
+          <w:sz w:val="26"/>
+          <w:szCs w:val="26"/>
+        </w:rPr>
+        <w:t xml:space="preserve">ng, khu phố Chánh </w:t>
+      </w:r>
+      <w:r>
+        <w:rPr>
+          <w:rFonts w:ascii="Times New Roman" w:hAnsi="Times New Roman"/>
+          <w:sz w:val="26"/>
+          <w:szCs w:val="26"/>
+        </w:rPr>
+        <w:t>Mỹ 2</w:t>
+      </w:r>
+      <w:bookmarkStart w:id="6" w:name="_GoBack"/>
+      <w:bookmarkEnd w:id="6"/>
     </w:p>
     <w:p>
       <w:pPr>
@@ -2400,7 +2410,7 @@
               </wp:anchor>
             </w:drawing>
           </mc:Choice>
-          <mc:Fallback>
+          <mc:Fallback xmlns:cx1="http://schemas.microsoft.com/office/drawing/2015/9/8/chartex">
             <w:pict>
               <v:rect w14:anchorId="245525A3" id="Rectangle 522" o:spid="_x0000_s1029" style="position:absolute;left:0;text-align:left;margin-left:3.45pt;margin-top:17.9pt;width:21.15pt;height:19pt;z-index:251685888;visibility:visible;mso-wrap-style:square;mso-width-percent:0;mso-height-percent:0;mso-wrap-distance-left:9pt;mso-wrap-distance-top:0;mso-wrap-distance-right:9pt;mso-wrap-distance-bottom:0;mso-position-horizontal:absolute;mso-position-horizontal-relative:text;mso-position-vertical:absolute;mso-position-vertical-relative:text;mso-width-percent:0;mso-height-percent:0;mso-width-relative:page;mso-height-relative:page;v-text-anchor:top" o:gfxdata="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">
                 <v:path arrowok="t"/>
@@ -2619,18 +2629,31 @@
           <w:szCs w:val="28"/>
           <w:lang w:val="fr-FR"/>
         </w:rPr>
-        <w:t>Doanh nghiệp phải đánh dấu X vào ô vuông tương ứng với khu công nghệ cao nếu nộp hồ sơ tới Ban quản lý khu công nghệ cao)</w:t>
-      </w:r>
-      <w:r>
-        <w:rPr>
-          <w:rFonts w:ascii="Times New Roman" w:eastAsia="Times New Roman" w:hAnsi="Times New Roman" w:cs="Times New Roman"/>
+        <w:t>Doanh nghiệp phải đánh dấu X vào ô vuông tương ứng với khu công nghệ cao nếu nộp hồ sơ tới Ban quản lý khu công nghệ cao</w:t>
+      </w:r>
+      <w:proofErr w:type="gramStart"/>
+      <w:r>
+        <w:rPr>
+          <w:rFonts w:ascii="Times New Roman" w:eastAsia="Times New Roman" w:hAnsi="Times New Roman" w:cs="Times New Roman"/>
+          <w:i/>
           <w:spacing w:val="-4"/>
           <w:sz w:val="28"/>
           <w:szCs w:val="28"/>
           <w:lang w:val="fr-FR"/>
         </w:rPr>
+        <w:t>)</w:t>
+      </w:r>
+      <w:r>
+        <w:rPr>
+          <w:rFonts w:ascii="Times New Roman" w:eastAsia="Times New Roman" w:hAnsi="Times New Roman" w:cs="Times New Roman"/>
+          <w:spacing w:val="-4"/>
+          <w:sz w:val="28"/>
+          <w:szCs w:val="28"/>
+          <w:lang w:val="fr-FR"/>
+        </w:rPr>
         <w:t>:</w:t>
       </w:r>
+      <w:proofErr w:type="gramEnd"/>
     </w:p>
     <w:tbl>
       <w:tblPr>
@@ -2762,7 +2785,7 @@
                     </wp:anchor>
                   </w:drawing>
                 </mc:Choice>
-                <mc:Fallback>
+                <mc:Fallback xmlns:cx1="http://schemas.microsoft.com/office/drawing/2015/9/8/chartex">
                   <w:pict>
                     <v:shape w14:anchorId="79CB36BE" id="Text Box 2" o:spid="_x0000_s1030" type="#_x0000_t202" style="position:absolute;left:0;text-align:left;margin-left:11.45pt;margin-top:2.55pt;width:22.9pt;height:17.8pt;z-index:251686912;visibility:visible;mso-wrap-style:square;mso-width-percent:0;mso-height-percent:0;mso-wrap-distance-left:9pt;mso-wrap-distance-top:3.6pt;mso-wrap-distance-right:9pt;mso-wrap-distance-bottom:3.6pt;mso-position-horizontal:absolute;mso-position-horizontal-relative:text;mso-position-vertical:absolute;mso-position-vertical-relative:text;mso-width-percent:0;mso-height-percent:0;mso-width-relative:margin;mso-height-relative:margin;v-text-anchor:top" o:gfxdata="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">
                       <v:path arrowok="t"/>
@@ -2899,7 +2922,7 @@
                     </wp:anchor>
                   </w:drawing>
                 </mc:Choice>
-                <mc:Fallback>
+                <mc:Fallback xmlns:cx1="http://schemas.microsoft.com/office/drawing/2015/9/8/chartex">
                   <w:pict>
                     <v:shape w14:anchorId="1384D270" id="_x0000_s1031" type="#_x0000_t202" style="position:absolute;left:0;text-align:left;margin-left:11.45pt;margin-top:2.45pt;width:22.9pt;height:17.8pt;z-index:251687936;visibility:visible;mso-wrap-style:square;mso-width-percent:0;mso-height-percent:0;mso-wrap-distance-left:9pt;mso-wrap-distance-top:3.6pt;mso-wrap-distance-right:9pt;mso-wrap-distance-bottom:3.6pt;mso-position-horizontal:absolute;mso-position-horizontal-relative:text;mso-position-vertical:absolute;mso-position-vertical-relative:text;mso-width-percent:0;mso-height-percent:0;mso-width-relative:margin;mso-height-relative:margin;v-text-anchor:top" o:gfxdata="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">
                       <v:path arrowok="t"/>
@@ -3036,7 +3059,7 @@
                     </wp:anchor>
                   </w:drawing>
                 </mc:Choice>
-                <mc:Fallback>
+                <mc:Fallback xmlns:cx1="http://schemas.microsoft.com/office/drawing/2015/9/8/chartex">
                   <w:pict>
                     <v:shape w14:anchorId="69A2FB77" id="_x0000_s1032" type="#_x0000_t202" style="position:absolute;left:0;text-align:left;margin-left:11.45pt;margin-top:2.35pt;width:22.9pt;height:17.8pt;z-index:251688960;visibility:visible;mso-wrap-style:square;mso-width-percent:0;mso-height-percent:0;mso-wrap-distance-left:9pt;mso-wrap-distance-top:3.6pt;mso-wrap-distance-right:9pt;mso-wrap-distance-bottom:3.6pt;mso-position-horizontal:absolute;mso-position-horizontal-relative:text;mso-position-vertical:absolute;mso-position-vertical-relative:text;mso-width-percent:0;mso-height-percent:0;mso-width-relative:margin;mso-height-relative:margin;v-text-anchor:top" o:gfxdata="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">
                       <v:path arrowok="t"/>
@@ -3173,7 +3196,7 @@
                     </wp:anchor>
                   </w:drawing>
                 </mc:Choice>
-                <mc:Fallback>
+                <mc:Fallback xmlns:cx1="http://schemas.microsoft.com/office/drawing/2015/9/8/chartex">
                   <w:pict>
                     <v:shape w14:anchorId="0FB3E4D7" id="_x0000_s1033" type="#_x0000_t202" style="position:absolute;left:0;text-align:left;margin-left:11.45pt;margin-top:2.25pt;width:22.9pt;height:17.8pt;z-index:251689984;visibility:visible;mso-wrap-style:square;mso-width-percent:0;mso-height-percent:0;mso-wrap-distance-left:9pt;mso-wrap-distance-top:3.6pt;mso-wrap-distance-right:9pt;mso-wrap-distance-bottom:3.6pt;mso-position-horizontal:absolute;mso-position-horizontal-relative:text;mso-position-vertical:absolute;mso-position-vertical-relative:text;mso-width-percent:0;mso-height-percent:0;mso-width-relative:margin;mso-height-relative:margin;v-text-anchor:top" o:gfxdata="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">
                       <v:path arrowok="t"/>
@@ -3229,8 +3252,8 @@
           <w:szCs w:val="32"/>
         </w:rPr>
       </w:pPr>
-      <w:bookmarkStart w:id="6" w:name="_Hlk177941885"/>
-      <w:bookmarkStart w:id="7" w:name="_Hlk177941696"/>
+      <w:bookmarkStart w:id="7" w:name="_Hlk177941885"/>
+      <w:bookmarkStart w:id="8" w:name="_Hlk177941696"/>
     </w:p>
     <w:p>
       <w:pPr>
@@ -3283,7 +3306,7 @@
         </w:rPr>
         <w:t xml:space="preserve">THAY ĐỔI </w:t>
       </w:r>
-      <w:bookmarkEnd w:id="6"/>
+      <w:bookmarkEnd w:id="7"/>
       <w:r>
         <w:rPr>
           <w:rFonts w:ascii="Times New Roman" w:eastAsia="Calibri" w:hAnsi="Times New Roman" w:cs="Times New Roman"/>
@@ -3292,7 +3315,7 @@
         </w:rPr>
         <w:t>NGÀNH, NGHỀ KINH DOANH</w:t>
       </w:r>
-      <w:bookmarkEnd w:id="7"/>
+      <w:bookmarkEnd w:id="8"/>
       <w:r>
         <w:rPr>
           <w:rFonts w:ascii="Times New Roman" w:eastAsia="Calibri" w:hAnsi="Times New Roman" w:cs="Times New Roman"/>
@@ -3562,8 +3585,6 @@
               </w:rPr>
               <w:t>.</w:t>
             </w:r>
-            <w:bookmarkStart w:id="8" w:name="_GoBack"/>
-            <w:bookmarkEnd w:id="8"/>
           </w:p>
         </w:tc>
         <w:tc>
@@ -4252,7 +4273,7 @@
               </wp:anchor>
             </w:drawing>
           </mc:Choice>
-          <mc:Fallback>
+          <mc:Fallback xmlns:cx1="http://schemas.microsoft.com/office/drawing/2015/9/8/chartex">
             <w:pict>
               <v:rect w14:anchorId="2B3BC33A" id="Rectangle 577" o:spid="_x0000_s1034" style="position:absolute;left:0;text-align:left;margin-left:0;margin-top:-5.35pt;width:26.25pt;height:22.3pt;z-index:251662336;visibility:visible;mso-wrap-style:square;mso-width-percent:0;mso-height-percent:0;mso-wrap-distance-left:9pt;mso-wrap-distance-top:0;mso-wrap-distance-right:9pt;mso-wrap-distance-bottom:0;mso-position-horizontal:left;mso-position-horizontal-relative:margin;mso-position-vertical:absolute;mso-position-vertical-relative:text;mso-width-percent:0;mso-height-percent:0;mso-width-relative:page;mso-height-relative:page;v-text-anchor:top" o:gfxdata="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">
                 <v:textbox>
@@ -4864,7 +4885,7 @@
 </file>
 
 <file path=word/endnotes.xml><?xml version="1.0" encoding="utf-8"?>
-<w:endnotes xmlns:wpc="http://schemas.microsoft.com/office/word/2010/wordprocessingCanvas" xmlns:cx="http://schemas.microsoft.com/office/drawing/2014/chartex" xmlns:cx1="http://schemas.microsoft.com/office/drawing/2015/9/8/chartex" xmlns:mc="http://schemas.openxmlformats.org/markup-compatibility/2006" xmlns:o="urn:schemas-microsoft-com:office:office" xmlns:r="http://schemas.openxmlformats.org/officeDocument/2006/relationships" xmlns:m="http://schemas.openxmlformats.org/officeDocument/2006/math" xmlns:v="urn:schemas-microsoft-com:vml" xmlns:wp14="http://schemas.microsoft.com/office/word/2010/wordprocessingDrawing" xmlns:wp="http://schemas.openxmlformats.org/drawingml/2006/wordprocessingDrawing" xmlns:w10="urn:schemas-microsoft-com:office:word" xmlns:w="http://schemas.openxmlformats.org/wordprocessingml/2006/main" xmlns:w14="http://schemas.microsoft.com/office/word/2010/wordml" xmlns:w15="http://schemas.microsoft.com/office/word/2012/wordml" xmlns:w16se="http://schemas.microsoft.com/office/word/2015/wordml/symex" xmlns:wpg="http://schemas.microsoft.com/office/word/2010/wordprocessingGroup" xmlns:wpi="http://schemas.microsoft.com/office/word/2010/wordprocessingInk" xmlns:wne="http://schemas.microsoft.com/office/word/2006/wordml" xmlns:wps="http://schemas.microsoft.com/office/word/2010/wordprocessingShape" mc:Ignorable="w14 w15 w16se wp14">
+<w:endnotes xmlns:wpc="http://schemas.microsoft.com/office/word/2010/wordprocessingCanvas" xmlns:cx="http://schemas.microsoft.com/office/drawing/2014/chartex" xmlns:mc="http://schemas.openxmlformats.org/markup-compatibility/2006" xmlns:o="urn:schemas-microsoft-com:office:office" xmlns:r="http://schemas.openxmlformats.org/officeDocument/2006/relationships" xmlns:m="http://schemas.openxmlformats.org/officeDocument/2006/math" xmlns:v="urn:schemas-microsoft-com:vml" xmlns:wp14="http://schemas.microsoft.com/office/word/2010/wordprocessingDrawing" xmlns:wp="http://schemas.openxmlformats.org/drawingml/2006/wordprocessingDrawing" xmlns:w10="urn:schemas-microsoft-com:office:word" xmlns:w="http://schemas.openxmlformats.org/wordprocessingml/2006/main" xmlns:w14="http://schemas.microsoft.com/office/word/2010/wordml" xmlns:w15="http://schemas.microsoft.com/office/word/2012/wordml" xmlns:w16se="http://schemas.microsoft.com/office/word/2015/wordml/symex" xmlns:wpg="http://schemas.microsoft.com/office/word/2010/wordprocessingGroup" xmlns:wpi="http://schemas.microsoft.com/office/word/2010/wordprocessingInk" xmlns:wne="http://schemas.microsoft.com/office/word/2006/wordml" xmlns:wps="http://schemas.microsoft.com/office/word/2010/wordprocessingShape" mc:Ignorable="w14 w15 w16se wp14">
   <w:endnote w:type="separator" w:id="-1">
     <w:p>
       <w:pPr>
@@ -4889,7 +4910,7 @@
 </file>
 
 <file path=word/footnotes.xml><?xml version="1.0" encoding="utf-8"?>
-<w:footnotes xmlns:wpc="http://schemas.microsoft.com/office/word/2010/wordprocessingCanvas" xmlns:cx="http://schemas.microsoft.com/office/drawing/2014/chartex" xmlns:cx1="http://schemas.microsoft.com/office/drawing/2015/9/8/chartex" xmlns:mc="http://schemas.openxmlformats.org/markup-compatibility/2006" xmlns:o="urn:schemas-microsoft-com:office:office" xmlns:r="http://schemas.openxmlformats.org/officeDocument/2006/relationships" xmlns:m="http://schemas.openxmlformats.org/officeDocument/2006/math" xmlns:v="urn:schemas-microsoft-com:vml" xmlns:wp14="http://schemas.microsoft.com/office/word/2010/wordprocessingDrawing" xmlns:wp="http://schemas.openxmlformats.org/drawingml/2006/wordprocessingDrawing" xmlns:w10="urn:schemas-microsoft-com:office:word" xmlns:w="http://schemas.openxmlformats.org/wordprocessingml/2006/main" xmlns:w14="http://schemas.microsoft.com/office/word/2010/wordml" xmlns:w15="http://schemas.microsoft.com/office/word/2012/wordml" xmlns:w16se="http://schemas.microsoft.com/office/word/2015/wordml/symex" xmlns:wpg="http://schemas.microsoft.com/office/word/2010/wordprocessingGroup" xmlns:wpi="http://schemas.microsoft.com/office/word/2010/wordprocessingInk" xmlns:wne="http://schemas.microsoft.com/office/word/2006/wordml" xmlns:wps="http://schemas.microsoft.com/office/word/2010/wordprocessingShape" mc:Ignorable="w14 w15 w16se wp14">
+<w:footnotes xmlns:wpc="http://schemas.microsoft.com/office/word/2010/wordprocessingCanvas" xmlns:cx="http://schemas.microsoft.com/office/drawing/2014/chartex" xmlns:mc="http://schemas.openxmlformats.org/markup-compatibility/2006" xmlns:o="urn:schemas-microsoft-com:office:office" xmlns:r="http://schemas.openxmlformats.org/officeDocument/2006/relationships" xmlns:m="http://schemas.openxmlformats.org/officeDocument/2006/math" xmlns:v="urn:schemas-microsoft-com:vml" xmlns:wp14="http://schemas.microsoft.com/office/word/2010/wordprocessingDrawing" xmlns:wp="http://schemas.openxmlformats.org/drawingml/2006/wordprocessingDrawing" xmlns:w10="urn:schemas-microsoft-com:office:word" xmlns:w="http://schemas.openxmlformats.org/wordprocessingml/2006/main" xmlns:w14="http://schemas.microsoft.com/office/word/2010/wordml" xmlns:w15="http://schemas.microsoft.com/office/word/2012/wordml" xmlns:w16se="http://schemas.microsoft.com/office/word/2015/wordml/symex" xmlns:wpg="http://schemas.microsoft.com/office/word/2010/wordprocessingGroup" xmlns:wpi="http://schemas.microsoft.com/office/word/2010/wordprocessingInk" xmlns:wne="http://schemas.microsoft.com/office/word/2006/wordml" xmlns:wps="http://schemas.microsoft.com/office/word/2010/wordprocessingShape" mc:Ignorable="w14 w15 w16se wp14">
   <w:footnote w:type="separator" w:id="-1">
     <w:p>
       <w:pPr>
@@ -5091,7 +5112,7 @@
 </file>
 
 <file path=word/header1.xml><?xml version="1.0" encoding="utf-8"?>
-<w:hdr xmlns:wpc="http://schemas.microsoft.com/office/word/2010/wordprocessingCanvas" xmlns:cx="http://schemas.microsoft.com/office/drawing/2014/chartex" xmlns:cx1="http://schemas.microsoft.com/office/drawing/2015/9/8/chartex" xmlns:mc="http://schemas.openxmlformats.org/markup-compatibility/2006" xmlns:o="urn:schemas-microsoft-com:office:office" xmlns:r="http://schemas.openxmlformats.org/officeDocument/2006/relationships" xmlns:m="http://schemas.openxmlformats.org/officeDocument/2006/math" xmlns:v="urn:schemas-microsoft-com:vml" xmlns:wp14="http://schemas.microsoft.com/office/word/2010/wordprocessingDrawing" xmlns:wp="http://schemas.openxmlformats.org/drawingml/2006/wordprocessingDrawing" xmlns:w10="urn:schemas-microsoft-com:office:word" xmlns:w="http://schemas.openxmlformats.org/wordprocessingml/2006/main" xmlns:w14="http://schemas.microsoft.com/office/word/2010/wordml" xmlns:w15="http://schemas.microsoft.com/office/word/2012/wordml" xmlns:w16se="http://schemas.microsoft.com/office/word/2015/wordml/symex" xmlns:wpg="http://schemas.microsoft.com/office/word/2010/wordprocessingGroup" xmlns:wpi="http://schemas.microsoft.com/office/word/2010/wordprocessingInk" xmlns:wne="http://schemas.microsoft.com/office/word/2006/wordml" xmlns:wps="http://schemas.microsoft.com/office/word/2010/wordprocessingShape" mc:Ignorable="w14 w15 w16se wp14">
+<w:hdr xmlns:wpc="http://schemas.microsoft.com/office/word/2010/wordprocessingCanvas" xmlns:cx="http://schemas.microsoft.com/office/drawing/2014/chartex" xmlns:mc="http://schemas.openxmlformats.org/markup-compatibility/2006" xmlns:o="urn:schemas-microsoft-com:office:office" xmlns:r="http://schemas.openxmlformats.org/officeDocument/2006/relationships" xmlns:m="http://schemas.openxmlformats.org/officeDocument/2006/math" xmlns:v="urn:schemas-microsoft-com:vml" xmlns:wp14="http://schemas.microsoft.com/office/word/2010/wordprocessingDrawing" xmlns:wp="http://schemas.openxmlformats.org/drawingml/2006/wordprocessingDrawing" xmlns:w10="urn:schemas-microsoft-com:office:word" xmlns:w="http://schemas.openxmlformats.org/wordprocessingml/2006/main" xmlns:w14="http://schemas.microsoft.com/office/word/2010/wordml" xmlns:w15="http://schemas.microsoft.com/office/word/2012/wordml" xmlns:w16se="http://schemas.microsoft.com/office/word/2015/wordml/symex" xmlns:wpg="http://schemas.microsoft.com/office/word/2010/wordprocessingGroup" xmlns:wpi="http://schemas.microsoft.com/office/word/2010/wordprocessingInk" xmlns:wne="http://schemas.microsoft.com/office/word/2006/wordml" xmlns:wps="http://schemas.microsoft.com/office/word/2010/wordprocessingShape" mc:Ignorable="w14 w15 w16se wp14">
   <w:p>
     <w:pPr>
       <w:pStyle w:val="Header"/>
@@ -5102,7 +5123,7 @@
 </file>
 
 <file path=word/numbering.xml><?xml version="1.0" encoding="utf-8"?>
-<w:numbering xmlns:wpc="http://schemas.microsoft.com/office/word/2010/wordprocessingCanvas" xmlns:cx="http://schemas.microsoft.com/office/drawing/2014/chartex" xmlns:cx1="http://schemas.microsoft.com/office/drawing/2015/9/8/chartex" xmlns:mc="http://schemas.openxmlformats.org/markup-compatibility/2006" xmlns:o="urn:schemas-microsoft-com:office:office" xmlns:r="http://schemas.openxmlformats.org/officeDocument/2006/relationships" xmlns:m="http://schemas.openxmlformats.org/officeDocument/2006/math" xmlns:v="urn:schemas-microsoft-com:vml" xmlns:wp14="http://schemas.microsoft.com/office/word/2010/wordprocessingDrawing" xmlns:wp="http://schemas.openxmlformats.org/drawingml/2006/wordprocessingDrawing" xmlns:w10="urn:schemas-microsoft-com:office:word" xmlns:w="http://schemas.openxmlformats.org/wordprocessingml/2006/main" xmlns:w14="http://schemas.microsoft.com/office/word/2010/wordml" xmlns:w15="http://schemas.microsoft.com/office/word/2012/wordml" xmlns:w16se="http://schemas.microsoft.com/office/word/2015/wordml/symex" xmlns:wpg="http://schemas.microsoft.com/office/word/2010/wordprocessingGroup" xmlns:wpi="http://schemas.microsoft.com/office/word/2010/wordprocessingInk" xmlns:wne="http://schemas.microsoft.com/office/word/2006/wordml" xmlns:wps="http://schemas.microsoft.com/office/word/2010/wordprocessingShape" mc:Ignorable="w14 w15 w16se wp14">
+<w:numbering xmlns:wpc="http://schemas.microsoft.com/office/word/2010/wordprocessingCanvas" xmlns:cx="http://schemas.microsoft.com/office/drawing/2014/chartex" xmlns:mc="http://schemas.openxmlformats.org/markup-compatibility/2006" xmlns:o="urn:schemas-microsoft-com:office:office" xmlns:r="http://schemas.openxmlformats.org/officeDocument/2006/relationships" xmlns:m="http://schemas.openxmlformats.org/officeDocument/2006/math" xmlns:v="urn:schemas-microsoft-com:vml" xmlns:wp14="http://schemas.microsoft.com/office/word/2010/wordprocessingDrawing" xmlns:wp="http://schemas.openxmlformats.org/drawingml/2006/wordprocessingDrawing" xmlns:w10="urn:schemas-microsoft-com:office:word" xmlns:w="http://schemas.openxmlformats.org/wordprocessingml/2006/main" xmlns:w14="http://schemas.microsoft.com/office/word/2010/wordml" xmlns:w15="http://schemas.microsoft.com/office/word/2012/wordml" xmlns:w16se="http://schemas.microsoft.com/office/word/2015/wordml/symex" xmlns:wpg="http://schemas.microsoft.com/office/word/2010/wordprocessingGroup" xmlns:wpi="http://schemas.microsoft.com/office/word/2010/wordprocessingInk" xmlns:wne="http://schemas.microsoft.com/office/word/2006/wordml" xmlns:wps="http://schemas.microsoft.com/office/word/2010/wordprocessingShape" mc:Ignorable="w14 w15 w16se wp14">
   <w:abstractNum w:abstractNumId="0" w15:restartNumberingAfterBreak="0">
     <w:nsid w:val="547542E3"/>
     <w:multiLevelType w:val="hybridMultilevel"/>
